--- a/docs/project_report.docx
+++ b/docs/project_report.docx
@@ -150,7 +150,7 @@
         <w:spacing w:line="259" w:lineRule="auto"/>
         <w:jc w:val="center"/>
         <w:rPr>
-          <w:rFonts w:ascii="TH SarabunPSK" w:eastAsia="Calibri" w:hAnsi="TH SarabunPSK" w:cs="TH SarabunPSK" w:hint="cs"/>
+          <w:rFonts w:ascii="TH SarabunPSK" w:eastAsia="Calibri" w:hAnsi="TH SarabunPSK" w:cs="TH SarabunPSK"/>
           <w:sz w:val="32"/>
           <w:szCs w:val="32"/>
           <w:cs/>
@@ -1017,12 +1017,48 @@
         </w:rPr>
         <w:t xml:space="preserve"> </w:t>
       </w:r>
-      <w:r>
-        <w:rPr>
-          <w:rFonts w:ascii="TH SarabunPSK" w:hAnsi="TH SarabunPSK" w:cs="TH SarabunPSK"/>
-        </w:rPr>
-        <w:t>https://github.com/s6804062612153/JavaWebSite-Project</w:t>
-      </w:r>
+      <w:hyperlink r:id="rId6" w:history="1">
+        <w:r>
+          <w:rPr>
+            <w:rStyle w:val="a6"/>
+            <w:rFonts w:ascii="TH SarabunPSK" w:hAnsi="TH SarabunPSK" w:cs="TH SarabunPSK"/>
+          </w:rPr>
+          <w:t>https://github.com/s6804062612153/JavaWebSite-Project</w:t>
+        </w:r>
+      </w:hyperlink>
+      <w:r>
+        <w:rPr>
+          <w:rFonts w:ascii="TH SarabunPSK" w:hAnsi="TH SarabunPSK" w:cs="TH SarabunPSK"/>
+          <w:b/>
+        </w:rPr>
+        <w:br/>
+      </w:r>
+      <w:proofErr w:type="spellStart"/>
+      <w:r>
+        <w:rPr>
+          <w:rFonts w:ascii="TH SarabunPSK" w:hAnsi="TH SarabunPSK" w:cs="TH SarabunPSK"/>
+          <w:b/>
+        </w:rPr>
+        <w:t>WebSite</w:t>
+      </w:r>
+      <w:proofErr w:type="spellEnd"/>
+      <w:r>
+        <w:rPr>
+          <w:rFonts w:ascii="TH SarabunPSK" w:hAnsi="TH SarabunPSK" w:cs="TH SarabunPSK"/>
+          <w:b/>
+        </w:rPr>
+        <w:t xml:space="preserve"> App: </w:t>
+      </w:r>
+      <w:hyperlink r:id="rId7" w:history="1">
+        <w:r>
+          <w:rPr>
+            <w:rStyle w:val="a6"/>
+            <w:rFonts w:ascii="TH SarabunPSK" w:hAnsi="TH SarabunPSK" w:cs="TH SarabunPSK"/>
+            <w:b/>
+          </w:rPr>
+          <w:t>https://quizapp-1612.onrender.com/</w:t>
+        </w:r>
+      </w:hyperlink>
     </w:p>
     <w:p>
       <w:pPr>
@@ -1073,14 +1109,14 @@
         <w:rPr>
           <w:rFonts w:ascii="TH SarabunPSK" w:hAnsi="TH SarabunPSK" w:cs="TH SarabunPSK"/>
         </w:rPr>
-        <w:t>โครงงานนี้จัดขึ้นเพื่อ</w:t>
-      </w:r>
-      <w:proofErr w:type="spellStart"/>
-      <w:r>
-        <w:rPr>
-          <w:rFonts w:ascii="TH SarabunPSK" w:hAnsi="TH SarabunPSK" w:cs="TH SarabunPSK"/>
-        </w:rPr>
-        <w:t>ประยุกต์ใช้ความรู้ด้านการพัฒนาเว็บแอปพลิเคชันแบบ</w:t>
+        <w:t>โครงงาน</w:t>
+      </w:r>
+      <w:proofErr w:type="spellStart"/>
+      <w:r>
+        <w:rPr>
+          <w:rFonts w:ascii="TH SarabunPSK" w:hAnsi="TH SarabunPSK" w:cs="TH SarabunPSK"/>
+        </w:rPr>
+        <w:t>นี้จัดขึ้นเพื่อประยุกต์ใช้ความรู้ด้านการพัฒนาเว็บแอปพลิเคชันแบบ</w:t>
       </w:r>
       <w:proofErr w:type="spellEnd"/>
       <w:r>
@@ -1781,6 +1817,7 @@
           <w:rFonts w:ascii="TH SarabunPSK" w:hAnsi="TH SarabunPSK" w:cs="TH SarabunPSK"/>
           <w:b/>
         </w:rPr>
+        <w:lastRenderedPageBreak/>
         <w:t>ระบบประเมินผล</w:t>
       </w:r>
       <w:proofErr w:type="spellEnd"/>
@@ -1851,14 +1888,7 @@
         <w:rPr>
           <w:rFonts w:ascii="TH SarabunPSK" w:hAnsi="TH SarabunPSK" w:cs="TH SarabunPSK"/>
         </w:rPr>
-        <w:t xml:space="preserve"> </w:t>
-      </w:r>
-      <w:r>
-        <w:rPr>
-          <w:rFonts w:ascii="TH SarabunPSK" w:hAnsi="TH SarabunPSK" w:cs="TH SarabunPSK"/>
-        </w:rPr>
-        <w:lastRenderedPageBreak/>
-        <w:t xml:space="preserve">(Accuracy %), </w:t>
+        <w:t xml:space="preserve"> (Accuracy %), </w:t>
       </w:r>
       <w:proofErr w:type="spellStart"/>
       <w:r>
@@ -3460,7 +3490,7 @@
                     </pic:cNvPicPr>
                   </pic:nvPicPr>
                   <pic:blipFill>
-                    <a:blip r:embed="rId6" cstate="print">
+                    <a:blip r:embed="rId8" cstate="print">
                       <a:extLst>
                         <a:ext uri="{28A0092B-C50C-407E-A947-70E740481C1C}">
                           <a14:useLocalDpi xmlns:a14="http://schemas.microsoft.com/office/drawing/2010/main" val="0"/>
@@ -3863,7 +3893,23 @@
           <w:rFonts w:ascii="TH SarabunPSK" w:hAnsi="TH SarabunPSK" w:cs="TH SarabunPSK"/>
           <w:b/>
         </w:rPr>
-        <w:t>1. Data Hiding &amp; DTO Pattern (การซ่อนข้อมูลเพื่อความปลอดภัย)</w:t>
+        <w:t>1. Data Hiding &amp; DTO Pattern (การซ่อนข้อมูลเพื่อ</w:t>
+      </w:r>
+      <w:proofErr w:type="spellStart"/>
+      <w:r>
+        <w:rPr>
+          <w:rFonts w:ascii="TH SarabunPSK" w:hAnsi="TH SarabunPSK" w:cs="TH SarabunPSK"/>
+          <w:b/>
+        </w:rPr>
+        <w:t>ความปลอดภัย</w:t>
+      </w:r>
+      <w:proofErr w:type="spellEnd"/>
+      <w:r>
+        <w:rPr>
+          <w:rFonts w:ascii="TH SarabunPSK" w:hAnsi="TH SarabunPSK" w:cs="TH SarabunPSK"/>
+          <w:b/>
+        </w:rPr>
+        <w:t>)</w:t>
       </w:r>
       <w:r>
         <w:rPr>
@@ -4067,7 +4113,21 @@
           <w:rFonts w:ascii="TH SarabunPSK" w:hAnsi="TH SarabunPSK" w:cs="TH SarabunPSK"/>
         </w:rPr>
         <w:br/>
-        <w:t xml:space="preserve">    private Long id;</w:t>
+        <w:t xml:space="preserve">    private </w:t>
+      </w:r>
+      <w:proofErr w:type="gramStart"/>
+      <w:r>
+        <w:rPr>
+          <w:rFonts w:ascii="TH SarabunPSK" w:hAnsi="TH SarabunPSK" w:cs="TH SarabunPSK"/>
+        </w:rPr>
+        <w:t>Long</w:t>
+      </w:r>
+      <w:proofErr w:type="gramEnd"/>
+      <w:r>
+        <w:rPr>
+          <w:rFonts w:ascii="TH SarabunPSK" w:hAnsi="TH SarabunPSK" w:cs="TH SarabunPSK"/>
+        </w:rPr>
+        <w:t xml:space="preserve"> id;</w:t>
       </w:r>
       <w:r>
         <w:rPr>
@@ -4492,7 +4552,21 @@
         <w:rPr>
           <w:rFonts w:ascii="TH SarabunPSK" w:hAnsi="TH SarabunPSK" w:cs="TH SarabunPSK"/>
         </w:rPr>
-        <w:t>&lt;&gt;();</w:t>
+        <w:t>&lt;</w:t>
+      </w:r>
+      <w:proofErr w:type="gramStart"/>
+      <w:r>
+        <w:rPr>
+          <w:rFonts w:ascii="TH SarabunPSK" w:hAnsi="TH SarabunPSK" w:cs="TH SarabunPSK"/>
+        </w:rPr>
+        <w:t>&gt;(</w:t>
+      </w:r>
+      <w:proofErr w:type="gramEnd"/>
+      <w:r>
+        <w:rPr>
+          <w:rFonts w:ascii="TH SarabunPSK" w:hAnsi="TH SarabunPSK" w:cs="TH SarabunPSK"/>
+        </w:rPr>
+        <w:t>);</w:t>
       </w:r>
       <w:r>
         <w:rPr>
@@ -4813,6 +4887,7 @@
         <w:t xml:space="preserve">    public </w:t>
       </w:r>
       <w:proofErr w:type="spellStart"/>
+      <w:proofErr w:type="gramStart"/>
       <w:r>
         <w:rPr>
           <w:rFonts w:ascii="TH SarabunPSK" w:hAnsi="TH SarabunPSK" w:cs="TH SarabunPSK"/>
@@ -4827,6 +4902,7 @@
         <w:t>(</w:t>
       </w:r>
       <w:proofErr w:type="spellStart"/>
+      <w:proofErr w:type="gramEnd"/>
       <w:r>
         <w:rPr>
           <w:rFonts w:ascii="TH SarabunPSK" w:hAnsi="TH SarabunPSK" w:cs="TH SarabunPSK"/>
@@ -5679,7 +5755,21 @@
           <w:rFonts w:ascii="TH SarabunPSK" w:hAnsi="TH SarabunPSK" w:cs="TH SarabunPSK"/>
         </w:rPr>
         <w:br/>
-        <w:t xml:space="preserve">    settings: { category: 'ALL', difficulty: 'ALL', limit: 10 },</w:t>
+        <w:t xml:space="preserve">    settings: </w:t>
+      </w:r>
+      <w:proofErr w:type="gramStart"/>
+      <w:r>
+        <w:rPr>
+          <w:rFonts w:ascii="TH SarabunPSK" w:hAnsi="TH SarabunPSK" w:cs="TH SarabunPSK"/>
+        </w:rPr>
+        <w:t>{ category</w:t>
+      </w:r>
+      <w:proofErr w:type="gramEnd"/>
+      <w:r>
+        <w:rPr>
+          <w:rFonts w:ascii="TH SarabunPSK" w:hAnsi="TH SarabunPSK" w:cs="TH SarabunPSK"/>
+        </w:rPr>
+        <w:t>: 'ALL', difficulty: 'ALL', limit: 10 },</w:t>
       </w:r>
       <w:r>
         <w:rPr>
@@ -6067,6 +6157,7 @@
         <w:t xml:space="preserve"> </w:t>
       </w:r>
       <w:proofErr w:type="spellStart"/>
+      <w:proofErr w:type="gramStart"/>
       <w:r>
         <w:rPr>
           <w:rFonts w:ascii="TH SarabunPSK" w:hAnsi="TH SarabunPSK" w:cs="TH SarabunPSK"/>
@@ -6078,7 +6169,14 @@
         <w:rPr>
           <w:rFonts w:ascii="TH SarabunPSK" w:hAnsi="TH SarabunPSK" w:cs="TH SarabunPSK"/>
         </w:rPr>
-        <w:t xml:space="preserve">()) </w:t>
+        <w:t>(</w:t>
+      </w:r>
+      <w:proofErr w:type="gramEnd"/>
+      <w:r>
+        <w:rPr>
+          <w:rFonts w:ascii="TH SarabunPSK" w:hAnsi="TH SarabunPSK" w:cs="TH SarabunPSK"/>
+        </w:rPr>
+        <w:t xml:space="preserve">)) </w:t>
       </w:r>
       <w:proofErr w:type="spellStart"/>
       <w:r>
@@ -6716,7 +6814,7 @@
                     <pic:cNvPicPr/>
                   </pic:nvPicPr>
                   <pic:blipFill>
-                    <a:blip r:embed="rId7"/>
+                    <a:blip r:embed="rId9"/>
                     <a:stretch>
                       <a:fillRect/>
                     </a:stretch>
@@ -6815,7 +6913,7 @@
                     <pic:cNvPicPr/>
                   </pic:nvPicPr>
                   <pic:blipFill>
-                    <a:blip r:embed="rId8"/>
+                    <a:blip r:embed="rId10"/>
                     <a:stretch>
                       <a:fillRect/>
                     </a:stretch>
@@ -6931,7 +7029,7 @@
                     <pic:cNvPicPr/>
                   </pic:nvPicPr>
                   <pic:blipFill>
-                    <a:blip r:embed="rId9"/>
+                    <a:blip r:embed="rId11"/>
                     <a:stretch>
                       <a:fillRect/>
                     </a:stretch>
@@ -8700,6 +8798,29 @@
       <w:bCs/>
     </w:rPr>
   </w:style>
+  <w:style w:type="character" w:styleId="a6">
+    <w:name w:val="Hyperlink"/>
+    <w:basedOn w:val="a1"/>
+    <w:uiPriority w:val="99"/>
+    <w:unhideWhenUsed/>
+    <w:rsid w:val="00B35424"/>
+    <w:rPr>
+      <w:color w:val="0000EE" w:themeColor="hyperlink"/>
+      <w:u w:val="single"/>
+    </w:rPr>
+  </w:style>
+  <w:style w:type="character" w:styleId="a7">
+    <w:name w:val="Unresolved Mention"/>
+    <w:basedOn w:val="a1"/>
+    <w:uiPriority w:val="99"/>
+    <w:semiHidden/>
+    <w:unhideWhenUsed/>
+    <w:rsid w:val="00B35424"/>
+    <w:rPr>
+      <w:color w:val="605E5C"/>
+      <w:shd w:val="clear" w:color="auto" w:fill="E1DFDD"/>
+    </w:rPr>
+  </w:style>
 </w:styles>
 </file>
 
